--- a/docs/feature/authentication/3-2-5-change-password/spec.docx
+++ b/docs/feature/authentication/3-2-5-change-password/spec.docx
@@ -22,7 +22,7 @@
     </w:p>
     <w:p>
       <w:r>
-        <w:t>User đã đăng nhập mở trang /settings/change-password và submit form đổi mật khẩu.</w:t>
+        <w:t>Begins when a signed-in user opens /settings/change-password and submits the current password together with a new password.</w:t>
       </w:r>
     </w:p>
     <w:p>
@@ -48,7 +48,7 @@
         <w:t xml:space="preserve">Actors / Roles: </w:t>
       </w:r>
       <w:r>
-        <w:t>USER (đã đăng nhập)</w:t>
+        <w:t>USER who is already signed in.</w:t>
       </w:r>
     </w:p>
     <w:p>
@@ -65,7 +65,7 @@
         <w:t xml:space="preserve">Purpose: </w:t>
       </w:r>
       <w:r>
-        <w:t>Cho phép user tự đổi mật khẩu, xác thực bằng currentPassword, không cần OTP/email.</w:t>
+        <w:t>Let a signed-in user change the password after proving knowledge of the current one, without ending the current session.</w:t>
       </w:r>
     </w:p>
     <w:p>
@@ -82,7 +82,7 @@
         <w:t xml:space="preserve">Interface: </w:t>
       </w:r>
       <w:r>
-        <w:t>POST /api/v1/auth/change-password, header Authorization: Bearer {accessToken}, body {currentPassword, newPassword}</w:t>
+        <w:t>Change Password form with Current Password, New Password and Confirm New Password inputs, plus a confirmation step before the change is applied.</w:t>
       </w:r>
     </w:p>
     <w:p>
@@ -99,7 +99,7 @@
         <w:t xml:space="preserve">Data Processing: </w:t>
       </w:r>
       <w:r>
-        <w:t>Verify currentPassword (bcrypt) -&gt; verify newPassword khác currentPassword -&gt; hash newPassword -&gt; update users.passwordHash, users.lastPasswordChange -&gt; ghi audit_logs (PASSWORD_RESET)</w:t>
+        <w:t>The system identifies the caller from the access token, verifies the current password, refuses a new password identical to the current one, replaces the password hash, updates the last password change time and records the event.</w:t>
       </w:r>
     </w:p>
     <w:p>
@@ -113,7 +113,7 @@
     </w:p>
     <w:p>
       <w:r>
-        <w:t>Trang /settings/change-password (PageWrapper pattern), form 3 field: currentPassword, newPassword, confirmNewPassword, có bước confirm lại trước khi submit thật.</w:t>
+        <w:t>Figure — Change Password Screen (/settings/change-password):</w:t>
       </w:r>
     </w:p>
     <w:p>
@@ -124,7 +124,7 @@
         <w:t xml:space="preserve">-  </w:t>
       </w:r>
       <w:r>
-        <w:t>Field currentPassword (password input)</w:t>
+        <w:t>Center: Current Password input, New Password input, Confirm New Password input.</w:t>
       </w:r>
     </w:p>
     <w:p>
@@ -135,7 +135,7 @@
         <w:t xml:space="preserve">-  </w:t>
       </w:r>
       <w:r>
-        <w:t>Field newPassword (password input)</w:t>
+        <w:t>A confirmation step, either a dialog or a separate step, is required before the change is applied.</w:t>
       </w:r>
     </w:p>
     <w:p>
@@ -146,18 +146,7 @@
         <w:t xml:space="preserve">-  </w:t>
       </w:r>
       <w:r>
-        <w:t>Field confirmNewPassword (password input, FE validate khớp newPassword)</w:t>
-      </w:r>
-    </w:p>
-    <w:p>
-      <w:pPr>
-        <w:ind w:left="360"/>
-      </w:pPr>
-      <w:r>
-        <w:t xml:space="preserve">-  </w:t>
-      </w:r>
-      <w:r>
-        <w:t>Modal/step xác nhận trước khi gọi API thật</w:t>
+        <w:t>A success message is shown afterwards and the user stays signed in.</w:t>
       </w:r>
     </w:p>
     <w:p>
@@ -182,7 +171,7 @@
         <w:t xml:space="preserve">Input required: </w:t>
       </w:r>
       <w:r>
-        <w:t>currentPassword (string), newPassword (string, đạt validation @Valid)</w:t>
+        <w:t>currentPassword, newPassword. The confirm new password field is validated on the client only.</w:t>
       </w:r>
     </w:p>
     <w:p>
@@ -193,7 +182,7 @@
         <w:t xml:space="preserve">System data: </w:t>
       </w:r>
       <w:r>
-        <w:t>users.passwordHash (để verify currentPassword), users.lastPasswordChange</w:t>
+        <w:t>userId, passwordHash, lastPasswordChange, the recorded event.</w:t>
       </w:r>
     </w:p>
     <w:p>
@@ -204,7 +193,7 @@
         <w:t xml:space="preserve">Output: </w:t>
       </w:r>
       <w:r>
-        <w:t>200 { success: true, data: null }; users.passwordHash cập nhật, users.lastPasswordChange = now, 1 dòng audit_logs action=PASSWORD_RESET</w:t>
+        <w:t>no data.</w:t>
       </w:r>
     </w:p>
     <w:p>
@@ -217,10 +206,10 @@
         <w:rPr>
           <w:b/>
         </w:rPr>
-        <w:t xml:space="preserve">BR-1: </w:t>
+        <w:t xml:space="preserve">BR-01: </w:t>
       </w:r>
       <w:r>
-        <w:t>currentPassword phải khớp passwordHash hiện tại (bcrypt) — sai thì dừng ngay với 400 WRONG_CURRENT_PASSWORD. Check này chạy trước.</w:t>
+        <w:t>The current password must match the stored password hash; otherwise 400 WRONG_CURRENT_PASSWORD. This check runs first.</w:t>
       </w:r>
     </w:p>
     <w:p>
@@ -228,10 +217,10 @@
         <w:rPr>
           <w:b/>
         </w:rPr>
-        <w:t xml:space="preserve">BR-2: </w:t>
+        <w:t xml:space="preserve">BR-02: </w:t>
       </w:r>
       <w:r>
-        <w:t>newPassword không được trùng currentPassword (so bằng passwordEncoder.matches) — trùng thì 400 SAME_AS_CURRENT_PASSWORD. Check này chạy sau BR-1, chỉ khi currentPassword đã đúng.</w:t>
+        <w:t>The new password must differ from the current one; otherwise 400 SAME_AS_CURRENT_PASSWORD. This check runs only after the current password has been accepted.</w:t>
       </w:r>
     </w:p>
     <w:p>
@@ -239,10 +228,10 @@
         <w:rPr>
           <w:b/>
         </w:rPr>
-        <w:t xml:space="preserve">BR-3: </w:t>
+        <w:t xml:space="preserve">BR-03: </w:t>
       </w:r>
       <w:r>
-        <w:t>Đổi mật khẩu thành công không tự động logout session hiện tại (access token còn hạn vẫn dùng được), khác Reset Password.</w:t>
+        <w:t>The order of checks is: verify the current password, then compare the new password with the current one, and only then apply the change.</w:t>
       </w:r>
     </w:p>
     <w:p>
@@ -250,10 +239,10 @@
         <w:rPr>
           <w:b/>
         </w:rPr>
-        <w:t xml:space="preserve">BR-4: </w:t>
+        <w:t xml:space="preserve">BR-04: </w:t>
       </w:r>
       <w:r>
-        <w:t>Side-effect: lastPasswordChange cập nhật làm mọi refresh token cũ (issued trước thời điểm đổi) bị invalid ở lần refresh tiếp theo (REFRESH_TOKEN_INVALID).</w:t>
+        <w:t>The change updates the last password change time, which makes every refresh token issued before that moment refused on its next use → 401 REFRESH_TOKEN_INVALID. The current access token keeps working, so the current session is not ended.</w:t>
       </w:r>
     </w:p>
     <w:p>
@@ -263,12 +252,17 @@
     </w:p>
     <w:p>
       <w:r>
-        <w:t>Header Authorization phải có prefix 'Bearer ' và accessToken hợp lệ — thiếu/sai -&gt; 401 INVALID_CREDENTIALS (check tại controller).</w:t>
+        <w:t>Empty current password or empty new password → error message.</w:t>
       </w:r>
     </w:p>
     <w:p>
       <w:r>
-        <w:t>newPassword phải đạt ràng buộc @Valid (độ dài, ký tự...) — không đạt -&gt; 400 VALIDATION_ERROR.</w:t>
+        <w:t>New password does not meet the policy, or the confirmation does not match → error message.</w:t>
+      </w:r>
+    </w:p>
+    <w:p>
+      <w:r>
+        <w:t>New password fails the policy check on the server → 400 VALIDATION_ERROR.</w:t>
       </w:r>
     </w:p>
     <w:p>
@@ -287,42 +281,37 @@
     </w:p>
     <w:p>
       <w:r>
-        <w:t>1. User nhập currentPassword, newPassword, confirmNewPassword trên FE, xác nhận lại qua modal/step riêng.</w:t>
+        <w:t>1. The user opens /settings/change-password and enters the current password, the new password and the confirmation.</w:t>
       </w:r>
     </w:p>
     <w:p>
       <w:r>
-        <w:t>2. FE gọi POST /api/v1/auth/change-password với Bearer accessToken và body {currentPassword, newPassword}.</w:t>
+        <w:t>2. The user confirms the change in the confirmation step.</w:t>
       </w:r>
     </w:p>
     <w:p>
       <w:r>
-        <w:t>3. BE parse userId từ JWT access token, tìm User.</w:t>
+        <w:t>3. The system identifies the caller from the access token and loads the account.</w:t>
       </w:r>
     </w:p>
     <w:p>
       <w:r>
-        <w:t>4. BE verify currentPassword khớp passwordHash (bcrypt) — đúng thì tiếp tục.</w:t>
+        <w:t>4. The system verifies the current password against the stored password hash.</w:t>
       </w:r>
     </w:p>
     <w:p>
       <w:r>
-        <w:t>5. BE verify newPassword khác currentPassword (bcrypt matches) — khác thì tiếp tục.</w:t>
+        <w:t>5. The system refuses the request when the new password is identical to the current one.</w:t>
       </w:r>
     </w:p>
     <w:p>
       <w:r>
-        <w:t>6. BE hash newPassword, cập nhật passwordHash và lastPasswordChange=now, lưu User.</w:t>
+        <w:t>6. The system replaces the password hash and updates the last password change time.</w:t>
       </w:r>
     </w:p>
     <w:p>
       <w:r>
-        <w:t>7. BE ghi audit_logs action=PASSWORD_RESET.</w:t>
-      </w:r>
-    </w:p>
-    <w:p>
-      <w:r>
-        <w:t>8. BE trả 200; FE hiện toast xác nhận thành công, không logout.</w:t>
+        <w:t>7. The system records the password change event and returns success; the session stays active.</w:t>
       </w:r>
     </w:p>
     <w:p>
@@ -332,27 +321,27 @@
     </w:p>
     <w:p>
       <w:r>
-        <w:t>Thiếu/sai header Authorization Bearer -&gt; 401 INVALID_CREDENTIALS (dừng tại controller, không vào service).</w:t>
+        <w:t>-  Missing or invalid access token → 401 INVALID_CREDENTIALS.</w:t>
       </w:r>
     </w:p>
     <w:p>
       <w:r>
-        <w:t>User không tồn tại (token hợp lệ nhưng data lỗi) -&gt; 404 USER_NOT_FOUND.</w:t>
+        <w:t>-  The account referenced by the token no longer exists → 404 USER_NOT_FOUND.</w:t>
       </w:r>
     </w:p>
     <w:p>
       <w:r>
-        <w:t>currentPassword sai -&gt; 400 WRONG_CURRENT_PASSWORD (check trước).</w:t>
+        <w:t>-  Wrong current password → 400 WRONG_CURRENT_PASSWORD.</w:t>
       </w:r>
     </w:p>
     <w:p>
       <w:r>
-        <w:t>newPassword trùng currentPassword -&gt; 400 SAME_AS_CURRENT_PASSWORD (check sau, chỉ khi currentPassword đã đúng).</w:t>
+        <w:t>-  The new password is identical to the current one → 400 SAME_AS_CURRENT_PASSWORD; this is evaluated only after the current password has been accepted.</w:t>
       </w:r>
     </w:p>
     <w:p>
       <w:r>
-        <w:t>newPassword không đạt validation -&gt; 400 VALIDATION_ERROR.</w:t>
+        <w:t>-  New password fails the policy check → 400 VALIDATION_ERROR.</w:t>
       </w:r>
     </w:p>
     <w:p>
@@ -372,7 +361,7 @@
         <w:t xml:space="preserve">-  </w:t>
       </w:r>
       <w:r>
-        <w:t>users.passwordHash được cập nhật với hash của newPassword.</w:t>
+        <w:t>The password hash is replaced and the last password change time is updated.</w:t>
       </w:r>
     </w:p>
     <w:p>
@@ -383,7 +372,7 @@
         <w:t xml:space="preserve">-  </w:t>
       </w:r>
       <w:r>
-        <w:t>users.lastPasswordChange = thời điểm đổi mật khẩu.</w:t>
+        <w:t>The password change event is recorded.</w:t>
       </w:r>
     </w:p>
     <w:p>
@@ -394,18 +383,7 @@
         <w:t xml:space="preserve">-  </w:t>
       </w:r>
       <w:r>
-        <w:t>1 bản ghi audit_logs mới với action=PASSWORD_RESET.</w:t>
-      </w:r>
-    </w:p>
-    <w:p>
-      <w:pPr>
-        <w:ind w:left="360"/>
-      </w:pPr>
-      <w:r>
-        <w:t xml:space="preserve">-  </w:t>
-      </w:r>
-      <w:r>
-        <w:t>Access token hiện tại vẫn hợp lệ (không bị revoke); refresh token cũ (issued trước lastPasswordChange) sẽ bị từ chối ở lần refresh tiếp theo.</w:t>
+        <w:t>The current session stays active, while refresh tokens issued before the change are refused on their next use.</w:t>
       </w:r>
     </w:p>
     <w:sectPr>

--- a/docs/feature/authentication/3-2-5-change-password/spec.docx
+++ b/docs/feature/authentication/3-2-5-change-password/spec.docx
@@ -120,9 +120,7 @@
       <w:pPr>
         <w:ind w:left="360"/>
       </w:pPr>
-      <w:r>
-        <w:t xml:space="preserve">-  </w:t>
-      </w:r>
+      <w:r/>
       <w:r>
         <w:t>Center: Current Password input, New Password input, Confirm New Password input.</w:t>
       </w:r>
@@ -131,9 +129,7 @@
       <w:pPr>
         <w:ind w:left="360"/>
       </w:pPr>
-      <w:r>
-        <w:t xml:space="preserve">-  </w:t>
-      </w:r>
+      <w:r/>
       <w:r>
         <w:t>A confirmation step, either a dialog or a separate step, is required before the change is applied.</w:t>
       </w:r>
@@ -142,9 +138,7 @@
       <w:pPr>
         <w:ind w:left="360"/>
       </w:pPr>
-      <w:r>
-        <w:t xml:space="preserve">-  </w:t>
-      </w:r>
+      <w:r/>
       <w:r>
         <w:t>A success message is shown afterwards and the user stays signed in.</w:t>
       </w:r>
@@ -357,9 +351,7 @@
       <w:pPr>
         <w:ind w:left="360"/>
       </w:pPr>
-      <w:r>
-        <w:t xml:space="preserve">-  </w:t>
-      </w:r>
+      <w:r/>
       <w:r>
         <w:t>The password hash is replaced and the last password change time is updated.</w:t>
       </w:r>
@@ -368,9 +360,7 @@
       <w:pPr>
         <w:ind w:left="360"/>
       </w:pPr>
-      <w:r>
-        <w:t xml:space="preserve">-  </w:t>
-      </w:r>
+      <w:r/>
       <w:r>
         <w:t>The password change event is recorded.</w:t>
       </w:r>
@@ -379,9 +369,7 @@
       <w:pPr>
         <w:ind w:left="360"/>
       </w:pPr>
-      <w:r>
-        <w:t xml:space="preserve">-  </w:t>
-      </w:r>
+      <w:r/>
       <w:r>
         <w:t>The current session stays active, while refresh tokens issued before the change are refused on their next use.</w:t>
       </w:r>

--- a/docs/feature/authentication/3-2-5-change-password/spec.docx
+++ b/docs/feature/authentication/3-2-5-change-password/spec.docx
@@ -197,46 +197,12 @@
     </w:p>
     <w:p>
       <w:r>
-        <w:rPr>
-          <w:b/>
-        </w:rPr>
-        <w:t xml:space="preserve">BR-01: </w:t>
-      </w:r>
-      <w:r>
-        <w:t>The current password must match the stored password hash; otherwise 400 WRONG_CURRENT_PASSWORD. This check runs first.</w:t>
+        <w:t>BR-02: Password policy: minimum 8 characters + at least 1 digit, hashed with BCrypt cost=12; the current password must match the stored password hash, checked first, otherwise 400 WRONG_CURRENT_PASSWORD. The new password must differ from the current one; otherwise 400 SAME_AS_CURRENT_PASSWORD, evaluated only after the current password has been accepted. The order of checks is: verify the current password, then compare the new password with the current one, and only then apply the change.</w:t>
       </w:r>
     </w:p>
     <w:p>
       <w:r>
-        <w:rPr>
-          <w:b/>
-        </w:rPr>
-        <w:t xml:space="preserve">BR-02: </w:t>
-      </w:r>
-      <w:r>
-        <w:t>The new password must differ from the current one; otherwise 400 SAME_AS_CURRENT_PASSWORD. This check runs only after the current password has been accepted.</w:t>
-      </w:r>
-    </w:p>
-    <w:p>
-      <w:r>
-        <w:rPr>
-          <w:b/>
-        </w:rPr>
-        <w:t xml:space="preserve">BR-03: </w:t>
-      </w:r>
-      <w:r>
-        <w:t>The order of checks is: verify the current password, then compare the new password with the current one, and only then apply the change.</w:t>
-      </w:r>
-    </w:p>
-    <w:p>
-      <w:r>
-        <w:rPr>
-          <w:b/>
-        </w:rPr>
-        <w:t xml:space="preserve">BR-04: </w:t>
-      </w:r>
-      <w:r>
-        <w:t>The change updates the last password change time, which makes every refresh token issued before that moment refused on its next use → 401 REFRESH_TOKEN_INVALID. The current access token keeps working, so the current session is not ended.</w:t>
+        <w:t>BR-12: The change updates the last password change time, so a refresh token jti issued before that moment is rejected on its next use → 401 REFRESH_TOKEN_INVALID (password change invalidates all outstanding refresh tokens). The current access token keeps working, so the current session is not ended.</w:t>
       </w:r>
     </w:p>
     <w:p>
@@ -246,17 +212,35 @@
     </w:p>
     <w:p>
       <w:r>
-        <w:t>Empty current password or empty new password → error message.</w:t>
+        <w:t xml:space="preserve">current password empty or new password empty → Display: </w:t>
+      </w:r>
+      <w:r>
+        <w:rPr>
+          <w:b/>
+        </w:rPr>
+        <w:t xml:space="preserve">MSG02</w:t>
       </w:r>
     </w:p>
     <w:p>
       <w:r>
-        <w:t>New password does not meet the policy, or the confirmation does not match → error message.</w:t>
+        <w:t xml:space="preserve">new password does not meet the policy → Display: </w:t>
+      </w:r>
+      <w:r>
+        <w:rPr>
+          <w:b/>
+        </w:rPr>
+        <w:t xml:space="preserve">MSG05</w:t>
       </w:r>
     </w:p>
     <w:p>
       <w:r>
-        <w:t>New password fails the policy check on the server → 400 VALIDATION_ERROR.</w:t>
+        <w:t xml:space="preserve">confirmation does not match → Display: </w:t>
+      </w:r>
+      <w:r>
+        <w:rPr>
+          <w:b/>
+        </w:rPr>
+        <w:t xml:space="preserve">MSG06</w:t>
       </w:r>
     </w:p>
     <w:p>
@@ -305,7 +289,16 @@
     </w:p>
     <w:p>
       <w:r>
-        <w:t>7. The system records the password change event and returns success; the session stays active.</w:t>
+        <w:t xml:space="preserve">7. The system records the password change event and returns success; the session stays active; toast </w:t>
+      </w:r>
+      <w:r>
+        <w:rPr>
+          <w:b/>
+        </w:rPr>
+        <w:t xml:space="preserve">MSG26</w:t>
+      </w:r>
+      <w:r>
+        <w:t xml:space="preserve">.</w:t>
       </w:r>
     </w:p>
     <w:p>
@@ -315,27 +308,92 @@
     </w:p>
     <w:p>
       <w:r>
-        <w:t>-  Missing or invalid access token → 401 INVALID_CREDENTIALS.</w:t>
+        <w:t xml:space="preserve">3.a1: Missing or invalid access token → 401 INVALID_CREDENTIALS, toast </w:t>
+      </w:r>
+      <w:r>
+        <w:rPr>
+          <w:b/>
+        </w:rPr>
+        <w:t xml:space="preserve">MSG22</w:t>
+      </w:r>
+      <w:r>
+        <w:t xml:space="preserve">.
+</w:t>
+      </w:r>
+      <w:r>
+        <w:t>3.a2: The user signs in again.</w:t>
       </w:r>
     </w:p>
     <w:p>
       <w:r>
-        <w:t>-  The account referenced by the token no longer exists → 404 USER_NOT_FOUND.</w:t>
+        <w:t xml:space="preserve">3.b1: The account referenced by the token no longer exists → 404 USER_NOT_FOUND, toast </w:t>
+      </w:r>
+      <w:r>
+        <w:rPr>
+          <w:b/>
+        </w:rPr>
+        <w:t xml:space="preserve">MSG38</w:t>
+      </w:r>
+      <w:r>
+        <w:t xml:space="preserve">.
+</w:t>
+      </w:r>
+      <w:r>
+        <w:t>3.b2: The user signs in again with a valid account.</w:t>
       </w:r>
     </w:p>
     <w:p>
       <w:r>
-        <w:t>-  Wrong current password → 400 WRONG_CURRENT_PASSWORD.</w:t>
+        <w:t xml:space="preserve">4.a1: Wrong current password (BR-02) → 400 WRONG_CURRENT_PASSWORD, Display: </w:t>
+      </w:r>
+      <w:r>
+        <w:rPr>
+          <w:b/>
+        </w:rPr>
+        <w:t xml:space="preserve">MSG19</w:t>
+      </w:r>
+      <w:r>
+        <w:t xml:space="preserve">.
+</w:t>
+      </w:r>
+      <w:r>
+        <w:t>4.a2: The user re-enters the current password.</w:t>
       </w:r>
     </w:p>
     <w:p>
       <w:r>
-        <w:t>-  The new password is identical to the current one → 400 SAME_AS_CURRENT_PASSWORD; this is evaluated only after the current password has been accepted.</w:t>
+        <w:t xml:space="preserve">5.a1: The new password is identical to the current one (BR-02), evaluated only after the current password has been accepted → 400 SAME_AS_CURRENT_PASSWORD, Display: </w:t>
+      </w:r>
+      <w:r>
+        <w:rPr>
+          <w:b/>
+        </w:rPr>
+        <w:t xml:space="preserve">MSG06</w:t>
+      </w:r>
+      <w:r>
+        <w:t xml:space="preserve">.
+</w:t>
+      </w:r>
+      <w:r>
+        <w:t>5.a2: The user enters a different new password.</w:t>
       </w:r>
     </w:p>
     <w:p>
       <w:r>
-        <w:t>-  New password fails the policy check → 400 VALIDATION_ERROR.</w:t>
+        <w:t xml:space="preserve">1.a1: New password fails the policy check (BR-02) → 400 VALIDATION_ERROR, Display: </w:t>
+      </w:r>
+      <w:r>
+        <w:rPr>
+          <w:b/>
+        </w:rPr>
+        <w:t xml:space="preserve">MSG05</w:t>
+      </w:r>
+      <w:r>
+        <w:t xml:space="preserve">.
+</w:t>
+      </w:r>
+      <w:r>
+        <w:t>1.a2: The user corrects the password and resubmits.</w:t>
       </w:r>
     </w:p>
     <w:p>
